--- a/Documentacion/06 - Presentacion Final con Demo.docx
+++ b/Documentacion/06 - Presentacion Final con Demo.docx
@@ -1329,7 +1329,7 @@
           <w:sz w:val="20"/>
           <w:szCs w:val="20"/>
         </w:rPr>
-        <w:t xml:space="preserve">Repositorio: https://github.com/tu-usuario/taskflow-kanban</w:t>
+        <w:t xml:space="preserve">Repositorio: https://github.com/jjtddiaz-a11y/taskflow-kanban</w:t>
       </w:r>
     </w:p>
     <w:sectPr>
